--- a/word_reports/LP_0162_위치_279_Goombay Dance Band_Holida.docx
+++ b/word_reports/LP_0162_위치_279_Goombay Dance Band_Holida.docx
@@ -4,7 +4,7 @@
   <w:body>
     <w:p>
       <w:pPr>
-        <w:spacing w:after="280"/>
+        <w:spacing w:after="80"/>
       </w:pPr>
       <w:r>
         <w:rPr w:rFonts="맑은 고딕">
@@ -13,94 +13,47 @@
           <w:color w:val="1E3A8A"/>
           <w:sz w:val="30"/>
         </w:rPr>
-        <w:t>[279] Goombay Dance Band - Holiday in Paradise</w:t>
+        <w:t>Goombay Dance Band (굼베이 댄스 밴드) - Holiday in Paradise</w:t>
       </w:r>
     </w:p>
     <w:p>
       <w:pPr>
-        <w:spacing w:after="320"/>
+        <w:spacing w:after="240"/>
       </w:pPr>
       <w:r>
         <w:rPr w:rFonts="맑은 고딕">
           <w:rFonts w:ascii="맑은 고딕" w:hAnsi="맑은 고딕" w:eastAsia="맑은 고딕"/>
           <w:b/>
-          <w:sz w:val="20"/>
+          <w:color w:val="4B5563"/>
+          <w:sz w:val="22"/>
         </w:rPr>
-        <w:t>■ 위치 : 279</w:t>
-        <w:br/>
-      </w:r>
-      <w:r>
-        <w:rPr w:rFonts="맑은 고딕">
-          <w:rFonts w:ascii="맑은 고딕" w:hAnsi="맑은 고딕" w:eastAsia="맑은 고딕"/>
-          <w:b/>
-          <w:sz w:val="20"/>
-        </w:rPr>
-        <w:t>■ 아티스트 : Goombay Dance Band</w:t>
-        <w:br/>
-      </w:r>
-      <w:r>
-        <w:rPr w:rFonts="맑은 고딕">
-          <w:rFonts w:ascii="맑은 고딕" w:hAnsi="맑은 고딕" w:eastAsia="맑은 고딕"/>
-          <w:b/>
-          <w:sz w:val="20"/>
-        </w:rPr>
-        <w:t>■ 앨범명 : Holiday in Paradise</w:t>
-        <w:br/>
-      </w:r>
-      <w:r>
-        <w:rPr w:rFonts="맑은 고딕">
-          <w:rFonts w:ascii="맑은 고딕" w:hAnsi="맑은 고딕" w:eastAsia="맑은 고딕"/>
-          <w:b w:val="0"/>
-          <w:sz w:val="20"/>
-        </w:rPr>
-        <w:t>■ 음반 레이블 : CBS</w:t>
-        <w:br/>
-      </w:r>
-      <w:r>
-        <w:rPr w:rFonts="맑은 고딕">
-          <w:rFonts w:ascii="맑은 고딕" w:hAnsi="맑은 고딕" w:eastAsia="맑은 고딕"/>
-          <w:b w:val="0"/>
-          <w:sz w:val="20"/>
-        </w:rPr>
-        <w:t>■ 발매년도 : 1981</w:t>
-        <w:br/>
-      </w:r>
-      <w:r>
-        <w:rPr w:rFonts="맑은 고딕">
-          <w:rFonts w:ascii="맑은 고딕" w:hAnsi="맑은 고딕" w:eastAsia="맑은 고딕"/>
-          <w:b w:val="0"/>
-          <w:sz w:val="20"/>
-        </w:rPr>
-        <w:t>■ 장르 : 유로 디스코 (Euro Disco), 카리브 팝 (Caribbean Pop), 칼립소 (Calypso)</w:t>
-        <w:br/>
-      </w:r>
-      <w:r>
-        <w:rPr w:rFonts="맑은 고딕">
-          <w:rFonts w:ascii="맑은 고딕" w:hAnsi="맑은 고딕" w:eastAsia="맑은 고딕"/>
-          <w:b w:val="0"/>
-          <w:sz w:val="20"/>
-        </w:rPr>
-        <w:t>■ 주요 수록곡 : 1. Holiday in Paradise</w:t>
-        <w:br/>
+        <w:t>위치 :  279</w:t>
       </w:r>
     </w:p>
     <w:p>
       <w:pPr>
-        <w:spacing w:after="160"/>
+        <w:spacing w:line="324" w:lineRule="auto" w:before="80" w:after="160"/>
       </w:pPr>
       <w:r>
         <w:rPr w:rFonts="맑은 고딕">
           <w:rFonts w:ascii="맑은 고딕" w:hAnsi="맑은 고딕" w:eastAsia="맑은 고딕"/>
           <w:b/>
           <w:color w:val="1F2937"/>
-          <w:sz w:val="24"/>
+          <w:sz w:val="22"/>
         </w:rPr>
-        <w:t>■ 음반 해설 및 감상 가이드</w:t>
+        <w:t xml:space="preserve">[음반 소개] </w:t>
+      </w:r>
+      <w:r>
+        <w:rPr w:rFonts="맑은 고딕">
+          <w:rFonts w:ascii="맑은 고딕" w:hAnsi="맑은 고딕" w:eastAsia="맑은 고딕"/>
+          <w:b w:val="0"/>
+          <w:sz w:val="21"/>
+        </w:rPr>
       </w:r>
     </w:p>
     <w:p>
       <w:pPr>
-        <w:spacing w:line="312" w:lineRule="auto" w:after="120"/>
+        <w:spacing w:line="324" w:lineRule="auto" w:after="120"/>
       </w:pPr>
       <w:r>
         <w:rPr w:rFonts="맑은 고딕">
@@ -108,51 +61,516 @@
           <w:b w:val="0"/>
           <w:sz w:val="21"/>
         </w:rPr>
-        <w:t>1970년대 후반 독일에서 리더 올리버 벤트(Oliver Bendt)를 중심으로 결성된 굼베이 댄스 밴드(Goombay Dance Band)는 서유럽의 세련된 유로 디스코 감성과 카리브해의 열정적인 칼립소, 레게 리듬을 절묘하게 결합하여 유럽 전역을 사로잡은 팝 그룹입니다. 1981년에 발매된 음반 《Holiday in Paradise》는 전작들의 세계적인 성공에 힘입어 이들 특유의 이국적이고 환상적인 음악적 색채를 완벽하게 정립한 명반입니다. 앨범의 타이틀이 암시하듯, 음악을 듣는 것만으로도 일상을 벗어나 휴양지의 낭만을 만끽하는 듯한 스펙터클한 사운드 스케이프를 선사합니다.</w:t>
+        <w:t>에메랄드빛 카리브해의 눈부신 태양과 유럽풍 유로 디스코의 세련된 리듬이 절묘하게 조화를 이룬 굼베이 댄스 밴드의 《Holiday in Paradise》는 지친 일상에 찬란한 휴식과 낭만을 선사하는 명반입니다. 올리버 벤트에 의해 창조된 이국적이면서도 서정적인 선율은 국경과 시대를 초월하여 듣는 이의 마음속에 따스한 낙원의 바람을 불어넣습니다. 특히 전 유럽을 사로잡은 유려한 멜로디 라인과 아날로그 퍼커션의 약동하는 호흡은 대중음악사에서 가장 찬란했던 유로팝 전성기의 정수를 고스란히 증명합니다. 노을 지는 해변의 정취와 축제의 흥겨움이 공존하는 이 음반은 아날로그 LP로 마주할 때 그 서정적 깊이와 감동이 배가됩니다.</w:t>
       </w:r>
     </w:p>
     <w:p>
       <w:pPr>
-        <w:spacing w:line="312" w:lineRule="auto" w:after="120"/>
+        <w:spacing w:line="324" w:lineRule="auto" w:before="200" w:after="80"/>
       </w:pPr>
+      <w:r>
+        <w:rPr w:rFonts="맑은 고딕">
+          <w:rFonts w:ascii="맑은 고딕" w:hAnsi="맑은 고딕" w:eastAsia="맑은 고딕"/>
+          <w:b/>
+          <w:color w:val="1E3A8A"/>
+          <w:sz w:val="24"/>
+        </w:rPr>
+        <w:t>1. 음반 데이터</w:t>
+      </w:r>
+    </w:p>
+    <w:p>
+      <w:pPr>
+        <w:spacing w:line="324" w:lineRule="auto" w:after="80"/>
+      </w:pPr>
+      <w:r>
+        <w:rPr w:rFonts="맑은 고딕">
+          <w:rFonts w:ascii="맑은 고딕" w:hAnsi="맑은 고딕" w:eastAsia="맑은 고딕"/>
+          <w:b w:val="0"/>
+          <w:color w:val="6B7280"/>
+          <w:sz w:val="21"/>
+        </w:rPr>
+        <w:t xml:space="preserve">· </w:t>
+      </w:r>
+      <w:r>
+        <w:rPr w:rFonts="맑은 고딕">
+          <w:rFonts w:ascii="맑은 고딕" w:hAnsi="맑은 고딕" w:eastAsia="맑은 고딕"/>
+          <w:b/>
+          <w:color w:val="1F2937"/>
+          <w:sz w:val="21"/>
+        </w:rPr>
+        <w:t xml:space="preserve">앨범명: </w:t>
+      </w:r>
       <w:r>
         <w:rPr w:rFonts="맑은 고딕">
           <w:rFonts w:ascii="맑은 고딕" w:hAnsi="맑은 고딕" w:eastAsia="맑은 고딕"/>
           <w:b w:val="0"/>
           <w:sz w:val="21"/>
         </w:rPr>
-        <w:t>본 음반의 음악적 특징은 리더 올리버 벤트의 깊고 중후한 음색과 이를 부드럽게 감싸는 여성 백코러스의 조화에 있습니다. 여기에 스틸 드럼, 화려한 브라스 섹션, 그리고 경쾌한 타악기 리듬이 어우러져 특유의 입체적이고 청량한 사운드를 만들어냅니다. 단순한 댄스 음악을 넘어, 세련된 아쿠스틱 편곡과 팝적인 멜로디라인을 배치함으로써 듣는 이로 하여금 깊은 몰입감과 정서적 안식감을 느끼게 합니다.</w:t>
+        <w:t>Holiday in Paradise</w:t>
       </w:r>
     </w:p>
     <w:p>
       <w:pPr>
-        <w:spacing w:line="312" w:lineRule="auto" w:after="120"/>
+        <w:spacing w:line="324" w:lineRule="auto" w:after="80"/>
       </w:pPr>
+      <w:r>
+        <w:rPr w:rFonts="맑은 고딕">
+          <w:rFonts w:ascii="맑은 고딕" w:hAnsi="맑은 고딕" w:eastAsia="맑은 고딕"/>
+          <w:b w:val="0"/>
+          <w:color w:val="6B7280"/>
+          <w:sz w:val="21"/>
+        </w:rPr>
+        <w:t xml:space="preserve">· </w:t>
+      </w:r>
+      <w:r>
+        <w:rPr w:rFonts="맑은 고딕">
+          <w:rFonts w:ascii="맑은 고딕" w:hAnsi="맑은 고딕" w:eastAsia="맑은 고딕"/>
+          <w:b/>
+          <w:color w:val="1F2937"/>
+          <w:sz w:val="21"/>
+        </w:rPr>
+        <w:t xml:space="preserve">아티스트: </w:t>
+      </w:r>
       <w:r>
         <w:rPr w:rFonts="맑은 고딕">
           <w:rFonts w:ascii="맑은 고딕" w:hAnsi="맑은 고딕" w:eastAsia="맑은 고딕"/>
           <w:b w:val="0"/>
           <w:sz w:val="21"/>
         </w:rPr>
-        <w:t>특히 수록곡 중 단연 돋보이는 트랙인 'Seven Tears'는 영국 싱글 차트 1위를 차지하며 굼베이 댄스 밴드를 세계적인 아티스트 반열에 올린 클래식 히트곡입니다. 감수성 어린 서정적인 멜로디와 서정적인 백코러스가 인상적인 이 곡은 앨범의 낭만적인 분위기를 극대화합니다. 또한, 타이틀곡 'Holiday in Paradise'와 'Marrakesh'는 에메랄드빛 바다와 이국적인 풍경을 연상시키는 경쾌하고 생동감 넘치는 연주로 앨범 전체의 활력을 불어넣습니다.</w:t>
+        <w:t>Goombay Dance Band (굼베이 댄스 밴드)</w:t>
       </w:r>
     </w:p>
     <w:p>
       <w:pPr>
-        <w:spacing w:line="312" w:lineRule="auto" w:after="120"/>
+        <w:spacing w:line="324" w:lineRule="auto" w:after="80"/>
       </w:pPr>
+      <w:r>
+        <w:rPr w:rFonts="맑은 고딕">
+          <w:rFonts w:ascii="맑은 고딕" w:hAnsi="맑은 고딕" w:eastAsia="맑은 고딕"/>
+          <w:b w:val="0"/>
+          <w:color w:val="6B7280"/>
+          <w:sz w:val="21"/>
+        </w:rPr>
+        <w:t xml:space="preserve">· </w:t>
+      </w:r>
+      <w:r>
+        <w:rPr w:rFonts="맑은 고딕">
+          <w:rFonts w:ascii="맑은 고딕" w:hAnsi="맑은 고딕" w:eastAsia="맑은 고딕"/>
+          <w:b/>
+          <w:color w:val="1F2937"/>
+          <w:sz w:val="21"/>
+        </w:rPr>
+        <w:t xml:space="preserve">발매 정보: </w:t>
+      </w:r>
       <w:r>
         <w:rPr w:rFonts="맑은 고딕">
           <w:rFonts w:ascii="맑은 고딕" w:hAnsi="맑은 고딕" w:eastAsia="맑은 고딕"/>
           <w:b w:val="0"/>
           <w:sz w:val="21"/>
         </w:rPr>
-        <w:t>LP LP 바이닐 판본으로 감상하는 《Holiday in Paradise》는 특유의 따뜻하고 풍성한 아날로그 질감이 가미되어 카리브해의 바람 소리와 타악기의 울림을 더욱 생생하게 전달합니다. 80년대 유로 팝 음악사의 한 페이지를 아름답게 장식한 이 음반은, 시대를 초월하여 청자에게 완벽한 음악적 휴식과 이국적인 로망을 선사하는 소장 가치 높은 명음반입니다.</w:t>
+        <w:t>1981년 유럽 CBS 레코드(국내 지구레코드 등)를 통해 발매된 밴드의 세 번째 정규 스튜디오 앨범으로, 전작들의 성공을 이어 유로 캐리비안 팝의 전성기를 화려하게 장식한 앨범입니다.</w:t>
+      </w:r>
+    </w:p>
+    <w:p>
+      <w:pPr>
+        <w:spacing w:line="324" w:lineRule="auto" w:after="80"/>
+      </w:pPr>
+      <w:r>
+        <w:rPr w:rFonts="맑은 고딕">
+          <w:rFonts w:ascii="맑은 고딕" w:hAnsi="맑은 고딕" w:eastAsia="맑은 고딕"/>
+          <w:b w:val="0"/>
+          <w:color w:val="6B7280"/>
+          <w:sz w:val="21"/>
+        </w:rPr>
+        <w:t xml:space="preserve">· </w:t>
+      </w:r>
+      <w:r>
+        <w:rPr w:rFonts="맑은 고딕">
+          <w:rFonts w:ascii="맑은 고딕" w:hAnsi="맑은 고딕" w:eastAsia="맑은 고딕"/>
+          <w:b/>
+          <w:color w:val="1F2937"/>
+          <w:sz w:val="21"/>
+        </w:rPr>
+        <w:t xml:space="preserve">LP 인기도(판매량): </w:t>
+      </w:r>
+      <w:r>
+        <w:rPr w:rFonts="맑은 고딕">
+          <w:rFonts w:ascii="맑은 고딕" w:hAnsi="맑은 고딕" w:eastAsia="맑은 고딕"/>
+          <w:b w:val="0"/>
+          <w:sz w:val="21"/>
+        </w:rPr>
+        <w:t>유럽 전역의 앨범 차트 상위권에 안착하였으며, 수록곡 'Seven Tears'가 영국 싱글 차트(UK Singles Chart) 3주 연속 1위를 차지하는 등 전 세계적으로 수백만 장 이상의 음반 판매고를 기록하며 폭발적인 상업적 성공을 거두었습니다.</w:t>
+      </w:r>
+    </w:p>
+    <w:p>
+      <w:pPr>
+        <w:spacing w:line="324" w:lineRule="auto" w:after="80"/>
+      </w:pPr>
+      <w:r>
+        <w:rPr w:rFonts="맑은 고딕">
+          <w:rFonts w:ascii="맑은 고딕" w:hAnsi="맑은 고딕" w:eastAsia="맑은 고딕"/>
+          <w:b w:val="0"/>
+          <w:color w:val="6B7280"/>
+          <w:sz w:val="21"/>
+        </w:rPr>
+        <w:t xml:space="preserve">· </w:t>
+      </w:r>
+      <w:r>
+        <w:rPr w:rFonts="맑은 고딕">
+          <w:rFonts w:ascii="맑은 고딕" w:hAnsi="맑은 고딕" w:eastAsia="맑은 고딕"/>
+          <w:b/>
+          <w:color w:val="1F2937"/>
+          <w:sz w:val="21"/>
+        </w:rPr>
+        <w:t xml:space="preserve">각종 수상경력: </w:t>
+      </w:r>
+      <w:r>
+        <w:rPr w:rFonts="맑은 고딕">
+          <w:rFonts w:ascii="맑은 고딕" w:hAnsi="맑은 고딕" w:eastAsia="맑은 고딕"/>
+          <w:b w:val="0"/>
+          <w:sz w:val="21"/>
+        </w:rPr>
+        <w:t>수록곡 'Seven Tears'의 메가 히트로 영국 BPI 실버(Silver) 및 골드(Gold) 인증, 독일 골든 에우로파(Goldene Europa) 수상 및 유럽 각국의 골드/플래티넘 디스크를 수상하며 대중성과 음악적 파급력을 공식적으로 인정받았습니다.</w:t>
+      </w:r>
+    </w:p>
+    <w:p>
+      <w:pPr>
+        <w:spacing w:line="324" w:lineRule="auto" w:before="200" w:after="80"/>
+      </w:pPr>
+      <w:r>
+        <w:rPr w:rFonts="맑은 고딕">
+          <w:rFonts w:ascii="맑은 고딕" w:hAnsi="맑은 고딕" w:eastAsia="맑은 고딕"/>
+          <w:b/>
+          <w:color w:val="1E3A8A"/>
+          <w:sz w:val="24"/>
+        </w:rPr>
+        <w:t>2. 아티스트 정보</w:t>
+      </w:r>
+    </w:p>
+    <w:p>
+      <w:pPr>
+        <w:spacing w:line="324" w:lineRule="auto" w:after="80"/>
+      </w:pPr>
+      <w:r>
+        <w:rPr w:rFonts="맑은 고딕">
+          <w:rFonts w:ascii="맑은 고딕" w:hAnsi="맑은 고딕" w:eastAsia="맑은 고딕"/>
+          <w:b w:val="0"/>
+          <w:color w:val="6B7280"/>
+          <w:sz w:val="21"/>
+        </w:rPr>
+        <w:t xml:space="preserve">· </w:t>
+      </w:r>
+      <w:r>
+        <w:rPr w:rFonts="맑은 고딕">
+          <w:rFonts w:ascii="맑은 고딕" w:hAnsi="맑은 고딕" w:eastAsia="맑은 고딕"/>
+          <w:b/>
+          <w:color w:val="1F2937"/>
+          <w:sz w:val="21"/>
+        </w:rPr>
+        <w:t xml:space="preserve">국적: </w:t>
+      </w:r>
+      <w:r>
+        <w:rPr w:rFonts="맑은 고딕">
+          <w:rFonts w:ascii="맑은 고딕" w:hAnsi="맑은 고딕" w:eastAsia="맑은 고딕"/>
+          <w:b w:val="0"/>
+          <w:sz w:val="21"/>
+        </w:rPr>
+        <w:t>독일 (Germany)</w:t>
+      </w:r>
+    </w:p>
+    <w:p>
+      <w:pPr>
+        <w:spacing w:line="324" w:lineRule="auto" w:after="80"/>
+      </w:pPr>
+      <w:r>
+        <w:rPr w:rFonts="맑은 고딕">
+          <w:rFonts w:ascii="맑은 고딕" w:hAnsi="맑은 고딕" w:eastAsia="맑은 고딕"/>
+          <w:b w:val="0"/>
+          <w:color w:val="6B7280"/>
+          <w:sz w:val="21"/>
+        </w:rPr>
+        <w:t xml:space="preserve">· </w:t>
+      </w:r>
+      <w:r>
+        <w:rPr w:rFonts="맑은 고딕">
+          <w:rFonts w:ascii="맑은 고딕" w:hAnsi="맑은 고딕" w:eastAsia="맑은 고딕"/>
+          <w:b/>
+          <w:color w:val="1F2937"/>
+          <w:sz w:val="21"/>
+        </w:rPr>
+        <w:t xml:space="preserve">생몰년도: </w:t>
+      </w:r>
+      <w:r>
+        <w:rPr w:rFonts="맑은 고딕">
+          <w:rFonts w:ascii="맑은 고딕" w:hAnsi="맑은 고딕" w:eastAsia="맑은 고딕"/>
+          <w:b w:val="0"/>
+          <w:sz w:val="21"/>
+        </w:rPr>
+        <w:t>1979년 결성</w:t>
+      </w:r>
+    </w:p>
+    <w:p>
+      <w:pPr>
+        <w:spacing w:line="324" w:lineRule="auto" w:after="80"/>
+      </w:pPr>
+      <w:r>
+        <w:rPr w:rFonts="맑은 고딕">
+          <w:rFonts w:ascii="맑은 고딕" w:hAnsi="맑은 고딕" w:eastAsia="맑은 고딕"/>
+          <w:b w:val="0"/>
+          <w:color w:val="6B7280"/>
+          <w:sz w:val="21"/>
+        </w:rPr>
+        <w:t xml:space="preserve">· </w:t>
+      </w:r>
+      <w:r>
+        <w:rPr w:rFonts="맑은 고딕">
+          <w:rFonts w:ascii="맑은 고딕" w:hAnsi="맑은 고딕" w:eastAsia="맑은 고딕"/>
+          <w:b/>
+          <w:color w:val="1F2937"/>
+          <w:sz w:val="21"/>
+        </w:rPr>
+        <w:t xml:space="preserve">그룹 소속: </w:t>
+      </w:r>
+      <w:r>
+        <w:rPr w:rFonts="맑은 고딕">
+          <w:rFonts w:ascii="맑은 고딕" w:hAnsi="맑은 고딕" w:eastAsia="맑은 고딕"/>
+          <w:b w:val="0"/>
+          <w:sz w:val="21"/>
+        </w:rPr>
+        <w:t>4인조 다국적 혼성 팝/유로 디스코 그룹 (리더: Oliver Bendt)</w:t>
+      </w:r>
+    </w:p>
+    <w:p>
+      <w:pPr>
+        <w:spacing w:line="324" w:lineRule="auto" w:after="80"/>
+      </w:pPr>
+      <w:r>
+        <w:rPr w:rFonts="맑은 고딕">
+          <w:rFonts w:ascii="맑은 고딕" w:hAnsi="맑은 고딕" w:eastAsia="맑은 고딕"/>
+          <w:b w:val="0"/>
+          <w:color w:val="6B7280"/>
+          <w:sz w:val="21"/>
+        </w:rPr>
+        <w:t xml:space="preserve">· </w:t>
+      </w:r>
+      <w:r>
+        <w:rPr w:rFonts="맑은 고딕">
+          <w:rFonts w:ascii="맑은 고딕" w:hAnsi="맑은 고딕" w:eastAsia="맑은 고딕"/>
+          <w:b/>
+          <w:color w:val="1F2937"/>
+          <w:sz w:val="21"/>
+        </w:rPr>
+        <w:t xml:space="preserve">아티스트 소개: </w:t>
+      </w:r>
+      <w:r>
+        <w:rPr w:rFonts="맑은 고딕">
+          <w:rFonts w:ascii="맑은 고딕" w:hAnsi="맑은 고딕" w:eastAsia="맑은 고딕"/>
+          <w:b w:val="0"/>
+          <w:sz w:val="21"/>
+        </w:rPr>
+        <w:t>굼베이 댄스 밴드는 보컬리스트 올리버 벤트가 카리브해 세인트루시아 섬에서 체류하며 영감을 받아 결성한 그룹으로, 정통 카리브 민속 음악(Calypso/Reggae)과 유로 디스코를 융합한 독창적인 장르를 구축했습니다. 보네이 엠(Boney M.)과 함께 1980년대 초반 유럽과 아시아 팝 음악계를 호령하며 대중음악사에 유로 캐리비안 팝이라는 독보적인 이정표를 세웠습니다.</w:t>
+      </w:r>
+    </w:p>
+    <w:p>
+      <w:pPr>
+        <w:spacing w:line="324" w:lineRule="auto" w:before="200" w:after="80"/>
+      </w:pPr>
+      <w:r>
+        <w:rPr w:rFonts="맑은 고딕">
+          <w:rFonts w:ascii="맑은 고딕" w:hAnsi="맑은 고딕" w:eastAsia="맑은 고딕"/>
+          <w:b/>
+          <w:color w:val="1E3A8A"/>
+          <w:sz w:val="24"/>
+        </w:rPr>
+        <w:t>3. 음반 상세 분석</w:t>
+      </w:r>
+    </w:p>
+    <w:p>
+      <w:pPr>
+        <w:spacing w:line="324" w:lineRule="auto" w:after="80"/>
+      </w:pPr>
+      <w:r>
+        <w:rPr w:rFonts="맑은 고딕">
+          <w:rFonts w:ascii="맑은 고딕" w:hAnsi="맑은 고딕" w:eastAsia="맑은 고딕"/>
+          <w:b w:val="0"/>
+          <w:color w:val="6B7280"/>
+          <w:sz w:val="21"/>
+        </w:rPr>
+        <w:t xml:space="preserve">· </w:t>
+      </w:r>
+      <w:r>
+        <w:rPr w:rFonts="맑은 고딕">
+          <w:rFonts w:ascii="맑은 고딕" w:hAnsi="맑은 고딕" w:eastAsia="맑은 고딕"/>
+          <w:b/>
+          <w:color w:val="1F2937"/>
+          <w:sz w:val="21"/>
+        </w:rPr>
+        <w:t xml:space="preserve">역사적 위치: </w:t>
+      </w:r>
+      <w:r>
+        <w:rPr w:rFonts="맑은 고딕">
+          <w:rFonts w:ascii="맑은 고딕" w:hAnsi="맑은 고딕" w:eastAsia="맑은 고딕"/>
+          <w:b w:val="0"/>
+          <w:sz w:val="21"/>
+        </w:rPr>
+        <w:t>본 앨범은 디스코 열풍이 정점을 지나 뉴웨이브와 신스팝으로 이행하던 1981년, 아날로그 퍼커션과 서정적인 멜로디의 힘으로 세계 팝 시장의 정상을 정복한 기념비적인 작품입니다. 세련된 오케스트레이션과 따뜻한 코러스, 그리고 토속적인 타악기 편곡이 완벽한 균형을 이루어 웰메이드 팝 앨범으로서 높은 완성도와 음악사적 가치를 지닙니다.</w:t>
+      </w:r>
+    </w:p>
+    <w:p>
+      <w:pPr>
+        <w:spacing w:line="324" w:lineRule="auto" w:after="80"/>
+      </w:pPr>
+      <w:r>
+        <w:rPr w:rFonts="맑은 고딕">
+          <w:rFonts w:ascii="맑은 고딕" w:hAnsi="맑은 고딕" w:eastAsia="맑은 고딕"/>
+          <w:b w:val="0"/>
+          <w:color w:val="6B7280"/>
+          <w:sz w:val="21"/>
+        </w:rPr>
+        <w:t xml:space="preserve">· </w:t>
+      </w:r>
+      <w:r>
+        <w:rPr w:rFonts="맑은 고딕">
+          <w:rFonts w:ascii="맑은 고딕" w:hAnsi="맑은 고딕" w:eastAsia="맑은 고딕"/>
+          <w:b/>
+          <w:color w:val="1F2937"/>
+          <w:sz w:val="21"/>
+        </w:rPr>
+        <w:t xml:space="preserve">시대의 흔적(스토리텔링): </w:t>
+      </w:r>
+      <w:r>
+        <w:rPr w:rFonts="맑은 고딕">
+          <w:rFonts w:ascii="맑은 고딕" w:hAnsi="맑은 고딕" w:eastAsia="맑은 고딕"/>
+          <w:b w:val="0"/>
+          <w:sz w:val="21"/>
+        </w:rPr>
+        <w:t>1980년대 초, 해외여행이 자유롭지 못했던 시절의 청춘들에게 이 앨범은 미지의 남태평양과 지중해로 떠나는 가장 아름다운 '음악적 여권'이었습니다. 당시 롤러스케이트장과 다운타운 음악다방을 수놓았던 이들의 사운드는 산업화 시대를 살아가던 대중에게 푸른 바다의 해방감과 달콤한 낭만을 선사한 시대의 노스탤지어였습니다.</w:t>
+      </w:r>
+    </w:p>
+    <w:p>
+      <w:pPr>
+        <w:spacing w:line="324" w:lineRule="auto" w:before="200" w:after="80"/>
+      </w:pPr>
+      <w:r>
+        <w:rPr w:rFonts="맑은 고딕">
+          <w:rFonts w:ascii="맑은 고딕" w:hAnsi="맑은 고딕" w:eastAsia="맑은 고딕"/>
+          <w:b/>
+          <w:color w:val="1E3A8A"/>
+          <w:sz w:val="24"/>
+        </w:rPr>
+        <w:t>4. 주요 수록곡 및 감상 제언</w:t>
+      </w:r>
+    </w:p>
+    <w:p>
+      <w:pPr>
+        <w:spacing w:line="324" w:lineRule="auto" w:after="80"/>
+      </w:pPr>
+      <w:r>
+        <w:rPr w:rFonts="맑은 고딕">
+          <w:rFonts w:ascii="맑은 고딕" w:hAnsi="맑은 고딕" w:eastAsia="맑은 고딕"/>
+          <w:b w:val="0"/>
+          <w:color w:val="6B7280"/>
+          <w:sz w:val="21"/>
+        </w:rPr>
+        <w:t xml:space="preserve">· </w:t>
+      </w:r>
+      <w:r>
+        <w:rPr w:rFonts="맑은 고딕">
+          <w:rFonts w:ascii="맑은 고딕" w:hAnsi="맑은 고딕" w:eastAsia="맑은 고딕"/>
+          <w:b/>
+          <w:color w:val="1F2937"/>
+          <w:sz w:val="21"/>
+        </w:rPr>
+        <w:t xml:space="preserve">주요 수록곡 특징: </w:t>
+      </w:r>
+      <w:r>
+        <w:rPr w:rFonts="맑은 고딕">
+          <w:rFonts w:ascii="맑은 고딕" w:hAnsi="맑은 고딕" w:eastAsia="맑은 고딕"/>
+          <w:b w:val="0"/>
+          <w:sz w:val="21"/>
+        </w:rPr>
+        <w:t>영예의 영국 차트 1위 곡이자 서정적인 멜로디와 하모니카 선율이 애틋한 감동을 자아내는 'Seven Tears', 이국적인 북아프리카의 정취와 긴장감 넘치는 리듬이 돋보이는 'Marrakesh', 앨범의 테마를 가장 완벽하게 구현하며 청량한 카리브해의 축제를 연상시키는 타이틀곡 'Holiday in Paradise' 등이 수록되어 풍성한 음악적 스펙트럼을 들려줍니다.</w:t>
+      </w:r>
+    </w:p>
+    <w:p>
+      <w:pPr>
+        <w:spacing w:line="324" w:lineRule="auto" w:after="80"/>
+      </w:pPr>
+      <w:r>
+        <w:rPr w:rFonts="맑은 고딕">
+          <w:rFonts w:ascii="맑은 고딕" w:hAnsi="맑은 고딕" w:eastAsia="맑은 고딕"/>
+          <w:b w:val="0"/>
+          <w:color w:val="6B7280"/>
+          <w:sz w:val="21"/>
+        </w:rPr>
+        <w:t xml:space="preserve">· </w:t>
+      </w:r>
+      <w:r>
+        <w:rPr w:rFonts="맑은 고딕">
+          <w:rFonts w:ascii="맑은 고딕" w:hAnsi="맑은 고딕" w:eastAsia="맑은 고딕"/>
+          <w:b/>
+          <w:color w:val="1F2937"/>
+          <w:sz w:val="21"/>
+        </w:rPr>
+        <w:t xml:space="preserve">빈티지 감상 제언: </w:t>
+      </w:r>
+      <w:r>
+        <w:rPr w:rFonts="맑은 고딕">
+          <w:rFonts w:ascii="맑은 고딕" w:hAnsi="맑은 고딕" w:eastAsia="맑은 고딕"/>
+          <w:b w:val="0"/>
+          <w:sz w:val="21"/>
+        </w:rPr>
+        <w:t>턴테이블의 바늘이 LP 소리골을 지날 때 피어오르는 어쿠스틱 타악기의 질감과 스틸 드럼 특유의 맑은 울림은 디지털 음원에서는 결코 느낄 수 없는 온기를 전합니다. 따뜻한 음색의 진공관 앰프를 통해 감상할 때, 층층이 쌓인 보컬 코러스의 입체감과 묵직한 베이스 라인이 공간을 아늑하게 채우며 마치 휴양지의 해변가에 앉아 있는 듯한 공감각적 감동을 선사합니다.</w:t>
+      </w:r>
+    </w:p>
+    <w:p>
+      <w:pPr>
+        <w:spacing w:line="324" w:lineRule="auto" w:after="80"/>
+      </w:pPr>
+      <w:r>
+        <w:rPr w:rFonts="맑은 고딕">
+          <w:rFonts w:ascii="맑은 고딕" w:hAnsi="맑은 고딕" w:eastAsia="맑은 고딕"/>
+          <w:b w:val="0"/>
+          <w:color w:val="6B7280"/>
+          <w:sz w:val="21"/>
+        </w:rPr>
+        <w:t xml:space="preserve">· </w:t>
+      </w:r>
+      <w:r>
+        <w:rPr w:rFonts="맑은 고딕">
+          <w:rFonts w:ascii="맑은 고딕" w:hAnsi="맑은 고딕" w:eastAsia="맑은 고딕"/>
+          <w:b/>
+          <w:color w:val="1F2937"/>
+          <w:sz w:val="21"/>
+        </w:rPr>
+        <w:t xml:space="preserve">소장 가치: </w:t>
+      </w:r>
+      <w:r>
+        <w:rPr w:rFonts="맑은 고딕">
+          <w:rFonts w:ascii="맑은 고딕" w:hAnsi="맑은 고딕" w:eastAsia="맑은 고딕"/>
+          <w:b w:val="0"/>
+          <w:sz w:val="21"/>
+        </w:rPr>
+        <w:t>80년대 초반 아날로그 팝 음악의 황금기를 오롯이 담고 있는 바이닐로서, 유로 디스코와 월드 팝 애호가뿐만 아니라 빈티지 사운드를 추구하는 정통 LP 컬렉터들에게 절대 빼놓을 수 없는 영원한 휴식과도 같은 필청 소장반입니다.</w:t>
+      </w:r>
+    </w:p>
+    <w:p>
+      <w:pPr>
+        <w:spacing w:line="324" w:lineRule="auto" w:after="120" w:before="160"/>
+      </w:pPr>
+      <w:r>
+        <w:rPr w:rFonts="맑은 고딕">
+          <w:rFonts w:ascii="맑은 고딕" w:hAnsi="맑은 고딕" w:eastAsia="맑은 고딕"/>
+          <w:b/>
+          <w:color w:val="4338CA"/>
+          <w:sz w:val="21"/>
+        </w:rPr>
+        <w:t>이 음반을 통해 푸른 바다의 바람과 아날로그 사운드가 전해주는 감동을 다시 한번 경험해 보시는 것은 어떨까요?</w:t>
       </w:r>
     </w:p>
     <w:sectPr>
       <w:pgSz w:w="12240" w:h="15840"/>
-      <w:pgMar w:top="1440" w:right="1440" w:bottom="1440" w:left="1440" w:header="720" w:footer="720" w:gutter="0"/>
+      <w:pgMar w:top="1152" w:right="1296" w:bottom="1152" w:left="1296" w:header="720" w:footer="720" w:gutter="0"/>
       <w:cols w:space="720"/>
       <w:docGrid w:linePitch="360"/>
     </w:sectPr>

--- a/word_reports/LP_0162_위치_279_Goombay Dance Band_Holida.docx
+++ b/word_reports/LP_0162_위치_279_Goombay Dance Band_Holida.docx
@@ -32,7 +32,7 @@
     </w:p>
     <w:p>
       <w:pPr>
-        <w:spacing w:line="324" w:lineRule="auto" w:before="80" w:after="160"/>
+        <w:spacing w:line="324" w:lineRule="auto" w:before="80" w:after="120"/>
       </w:pPr>
       <w:r>
         <w:rPr w:rFonts="맑은 고딕">
@@ -42,13 +42,6 @@
           <w:sz w:val="22"/>
         </w:rPr>
         <w:t xml:space="preserve">[음반 소개] </w:t>
-      </w:r>
-      <w:r>
-        <w:rPr w:rFonts="맑은 고딕">
-          <w:rFonts w:ascii="맑은 고딕" w:hAnsi="맑은 고딕" w:eastAsia="맑은 고딕"/>
-          <w:b w:val="0"/>
-          <w:sz w:val="21"/>
-        </w:rPr>
       </w:r>
     </w:p>
     <w:p>
@@ -61,7 +54,33 @@
           <w:b w:val="0"/>
           <w:sz w:val="21"/>
         </w:rPr>
-        <w:t>에메랄드빛 카리브해의 눈부신 태양과 유럽풍 유로 디스코의 세련된 리듬이 절묘하게 조화를 이룬 굼베이 댄스 밴드의 《Holiday in Paradise》는 지친 일상에 찬란한 휴식과 낭만을 선사하는 명반입니다. 올리버 벤트에 의해 창조된 이국적이면서도 서정적인 선율은 국경과 시대를 초월하여 듣는 이의 마음속에 따스한 낙원의 바람을 불어넣습니다. 특히 전 유럽을 사로잡은 유려한 멜로디 라인과 아날로그 퍼커션의 약동하는 호흡은 대중음악사에서 가장 찬란했던 유로팝 전성기의 정수를 고스란히 증명합니다. 노을 지는 해변의 정취와 축제의 흥겨움이 공존하는 이 음반은 아날로그 LP로 마주할 때 그 서정적 깊이와 감동이 배가됩니다.</w:t>
+        <w:t>1980년대 초, 서구 대중음악계는 신스팝의 차가운 기계음과 포스트 디스코의 열풍이 교차하며 새로운 음악적 돌파구를 갈망하고 있었습니다. 바로 그 시대의 전환점에서 독일 함부르크 출신의 보컬리스트 올리버 벤트(Oliver Bendt)가 이끄는 굼베이 댄스 밴드는 서인도 제도 카리브해의 눈부신 태양과 에메랄드빛 바다의 정취를 세련된 유로 팝의 문법으로 승화시키며 전 세계 음악팬들에게 전무후무한 이국적 노스탤지어를 선사했습니다. 이들은 단순한 댄스 팝 밴드의 차원을 넘어, 삭막한 일상에 지친 현대인들에게 시공간을 초월하는 순수한 영혼의 안식처를 음악으로 건축하고자 했습니다.</w:t>
+      </w:r>
+    </w:p>
+    <w:p>
+      <w:pPr>
+        <w:spacing w:line="324" w:lineRule="auto" w:after="120"/>
+      </w:pPr>
+      <w:r>
+        <w:rPr w:rFonts="맑은 고딕">
+          <w:rFonts w:ascii="맑은 고딕" w:hAnsi="맑은 고딕" w:eastAsia="맑은 고딕"/>
+          <w:b w:val="0"/>
+          <w:sz w:val="21"/>
+        </w:rPr>
+        <w:t>1981년 세상에 공개된 밴드의 세 번째 정규 앨범 《Holiday in Paradise》는 이러한 예술적 비전과 낙천적 철학이 가장 찬란하게 만개한 정점의 기록입니다. 카리브해 특유의 활력 넘치는 칼립소와 레게 리듬, 유럽 정통 팝의 수려하고 서정적인 멜로디 라인이 절묘하게 삼투된 이 작품은 청자를 단숨에 축제와 평화가 공존하는 남국의 낙원으로 인도합니다. 인종과 국경, 언어의 장벽을 초월하여 인간 본연의 자유로움과 삶에 대한 찬가를 노래하고자 했던 그들의 음악적 메시지는 모든 트랙마다 유기적으로 박동하며 따스한 서정적 숨결을 불어넣습니다.</w:t>
+      </w:r>
+    </w:p>
+    <w:p>
+      <w:pPr>
+        <w:spacing w:line="324" w:lineRule="auto" w:after="120"/>
+      </w:pPr>
+      <w:r>
+        <w:rPr w:rFonts="맑은 고딕">
+          <w:rFonts w:ascii="맑은 고딕" w:hAnsi="맑은 고딕" w:eastAsia="맑은 고딕"/>
+          <w:b w:val="0"/>
+          <w:sz w:val="21"/>
+        </w:rPr>
+        <w:t>나아가 이 음반은 당대 한국 대중문화의 감수성과도 깊은 궤를 같이합니다. 1980년대 초중반 대한민국의 음악다방과 라디오 전파를 가득 메웠던 굼베이 댄스 밴드의 음악은 격동의 시대를 살아가던 청춘들에게 미지의 세계를 향한 낭만적 동경과 가슴 벅찬 해방감을 안겨준 시대의 찬가였습니다. 세월의 파고를 넘어 여전히 아날로그 바이닐의 깊은 소릿골 속에서 피어나는 온화한 어쿠스틱 사운드와 순수한 하모니는, 반세기가 흐른 오늘날에도 각박한 현대 사회를 살아가는 우리의 메마른 영혼에 푸르른 위로와 따스한 온기를 건네고 있습니다.</w:t>
       </w:r>
     </w:p>
     <w:p>
@@ -168,7 +187,7 @@
           <w:b w:val="0"/>
           <w:sz w:val="21"/>
         </w:rPr>
-        <w:t>1981년 유럽 CBS 레코드(국내 지구레코드 등)를 통해 발매된 밴드의 세 번째 정규 스튜디오 앨범으로, 전작들의 성공을 이어 유로 캐리비안 팝의 전성기를 화려하게 장식한 앨범입니다.</w:t>
+        <w:t>1981년 CBS/Epic 레코드를 통해 전 세계에 발매되었으며, 유로-카리브 팝의 음악적 완성을 대변하는 정규 스튜디오 3집 앨범</w:t>
       </w:r>
     </w:p>
     <w:p>
@@ -199,7 +218,7 @@
           <w:b w:val="0"/>
           <w:sz w:val="21"/>
         </w:rPr>
-        <w:t>유럽 전역의 앨범 차트 상위권에 안착하였으며, 수록곡 'Seven Tears'가 영국 싱글 차트(UK Singles Chart) 3주 연속 1위를 차지하는 등 전 세계적으로 수백만 장 이상의 음반 판매고를 기록하며 폭발적인 상업적 성공을 거두었습니다.</w:t>
+        <w:t>수록곡 "Seven Tears"가 영국 싱글 차트(UK Singles Chart) 1위를 3주간 석권하고 플래티넘을 기록하는 등 유럽 전역과 아시아 차트를 휩쓸며 수백만 장 이상의 경이적인 판매고를 기록</w:t>
       </w:r>
     </w:p>
     <w:p>
@@ -230,7 +249,7 @@
           <w:b w:val="0"/>
           <w:sz w:val="21"/>
         </w:rPr>
-        <w:t>수록곡 'Seven Tears'의 메가 히트로 영국 BPI 실버(Silver) 및 골드(Gold) 인증, 독일 골든 에우로파(Goldene Europa) 수상 및 유럽 각국의 골드/플래티넘 디스크를 수상하며 대중성과 음악적 파급력을 공식적으로 인정받았습니다.</w:t>
+        <w:t>독일 및 유럽 주요 국가 골드/플래티넘 디스크 인증, 유럽 대중음악계에 트로피컬 엑조틱 팝을 정착시킨 기념비적 공로로 다수의 음악 차트 어워드 석권</w:t>
       </w:r>
     </w:p>
     <w:p>
@@ -337,7 +356,7 @@
           <w:b w:val="0"/>
           <w:sz w:val="21"/>
         </w:rPr>
-        <w:t>4인조 다국적 혼성 팝/유로 디스코 그룹 (리더: Oliver Bendt)</w:t>
+        <w:t>혼성 4인조 그룹</w:t>
       </w:r>
     </w:p>
     <w:p>
@@ -368,7 +387,7 @@
           <w:b w:val="0"/>
           <w:sz w:val="21"/>
         </w:rPr>
-        <w:t>굼베이 댄스 밴드는 보컬리스트 올리버 벤트가 카리브해 세인트루시아 섬에서 체류하며 영감을 받아 결성한 그룹으로, 정통 카리브 민속 음악(Calypso/Reggae)과 유로 디스코를 융합한 독창적인 장르를 구축했습니다. 보네이 엠(Boney M.)과 함께 1980년대 초반 유럽과 아시아 팝 음악계를 호령하며 대중음악사에 유로 캐리비안 팝이라는 독보적인 이정표를 세웠습니다.</w:t>
+        <w:t>카리브해 세인트루시아 섬에서 거주하며 현지 토속 음악에 깊은 영감을 받은 올리버 벤트를 중심으로 결성된 프로젝트 그룹입니다. 서인도 제도의 전통 타악 리듬과 유럽의 유려한 오케스트레이션 팝을 접목하여 '유로-트로피컬 사운드'라는 독보적 영역을 개척했으며, 보니 엠(Boney M.)과 더불어 70~80년대 유럽 팝 음악의 황금기를 수놓은 전설적인 보컬 그룹으로 평가받습니다.</w:t>
       </w:r>
     </w:p>
     <w:p>
@@ -413,7 +432,7 @@
           <w:b w:val="0"/>
           <w:sz w:val="21"/>
         </w:rPr>
-        <w:t>본 앨범은 디스코 열풍이 정점을 지나 뉴웨이브와 신스팝으로 이행하던 1981년, 아날로그 퍼커션과 서정적인 멜로디의 힘으로 세계 팝 시장의 정상을 정복한 기념비적인 작품입니다. 세련된 오케스트레이션과 따뜻한 코러스, 그리고 토속적인 타악기 편곡이 완벽한 균형을 이루어 웰메이드 팝 앨범으로서 높은 완성도와 음악사적 가치를 지닙니다.</w:t>
+        <w:t>유로 디스코의 세련된 비트와 레게, 칼립소, 서정적 포크가 가장 우아하게 결합된 크로스오버 명반입니다. 댄스 팝이라는 장르적 틀에 머무르지 않고 정교한 브라스 편곡과 어쿠스틱 세션, 따뜻한 멜로디의 응집력을 보여주며 팝 음악사에서 '휴양지 팝'의 정전을 확립한 수작입니다.</w:t>
       </w:r>
     </w:p>
     <w:p>
@@ -444,7 +463,7 @@
           <w:b w:val="0"/>
           <w:sz w:val="21"/>
         </w:rPr>
-        <w:t>1980년대 초, 해외여행이 자유롭지 못했던 시절의 청춘들에게 이 앨범은 미지의 남태평양과 지중해로 떠나는 가장 아름다운 '음악적 여권'이었습니다. 당시 롤러스케이트장과 다운타운 음악다방을 수놓았던 이들의 사운드는 산업화 시대를 살아가던 대중에게 푸른 바다의 해방감과 달콤한 낭만을 선사한 시대의 노스탤지어였습니다.</w:t>
+        <w:t>1980년대 초반, 급격한 산업화의 물결 속에서 낭만과 쉼을 갈망하던 청춘들의 노스탤지어가 고스란히 담겨 있습니다. 당시 한국의 젊은이들이 라디오 카세트와 레코드 턴테이블을 통해 먼 바다의 푸른 파도를 상상하게 만들었던 해방과 치유의 상징적 앨범입니다.</w:t>
       </w:r>
     </w:p>
     <w:p>
@@ -489,7 +508,99 @@
           <w:b w:val="0"/>
           <w:sz w:val="21"/>
         </w:rPr>
-        <w:t>영예의 영국 차트 1위 곡이자 서정적인 멜로디와 하모니카 선율이 애틋한 감동을 자아내는 'Seven Tears', 이국적인 북아프리카의 정취와 긴장감 넘치는 리듬이 돋보이는 'Marrakesh', 앨범의 테마를 가장 완벽하게 구현하며 청량한 카리브해의 축제를 연상시키는 타이틀곡 'Holiday in Paradise' 등이 수록되어 풍성한 음악적 스펙트럼을 들려줍니다.</w:t>
+      </w:r>
+    </w:p>
+    <w:p>
+      <w:pPr>
+        <w:spacing w:line="324" w:lineRule="auto" w:after="80"/>
+      </w:pPr>
+      <w:r>
+        <w:rPr w:rFonts="맑은 고딕">
+          <w:rFonts w:ascii="맑은 고딕" w:hAnsi="맑은 고딕" w:eastAsia="맑은 고딕"/>
+          <w:b w:val="0"/>
+          <w:color w:val="6B7280"/>
+          <w:sz w:val="21"/>
+        </w:rPr>
+        <w:t xml:space="preserve">· </w:t>
+      </w:r>
+      <w:r>
+        <w:rPr w:rFonts="맑은 고딕">
+          <w:rFonts w:ascii="맑은 고딕" w:hAnsi="맑은 고딕" w:eastAsia="맑은 고딕"/>
+          <w:b/>
+          <w:color w:val="1F2937"/>
+          <w:sz w:val="21"/>
+        </w:rPr>
+        <w:t xml:space="preserve">"Seven Tears": </w:t>
+      </w:r>
+      <w:r>
+        <w:rPr w:rFonts="맑은 고딕">
+          <w:rFonts w:ascii="맑은 고딕" w:hAnsi="맑은 고딕" w:eastAsia="맑은 고딕"/>
+          <w:b w:val="0"/>
+          <w:sz w:val="21"/>
+        </w:rPr>
+        <w:t>동화적인 서정성과 감미로운 코러스, 애잔하면서도 경쾌한 리듬이 조화를 이루며 영국 차트를 정복한 밴드 필생의 명곡.</w:t>
+      </w:r>
+    </w:p>
+    <w:p>
+      <w:pPr>
+        <w:spacing w:line="324" w:lineRule="auto" w:after="80"/>
+      </w:pPr>
+      <w:r>
+        <w:rPr w:rFonts="맑은 고딕">
+          <w:rFonts w:ascii="맑은 고딕" w:hAnsi="맑은 고딕" w:eastAsia="맑은 고딕"/>
+          <w:b w:val="0"/>
+          <w:color w:val="6B7280"/>
+          <w:sz w:val="21"/>
+        </w:rPr>
+        <w:t xml:space="preserve">· </w:t>
+      </w:r>
+      <w:r>
+        <w:rPr w:rFonts="맑은 고딕">
+          <w:rFonts w:ascii="맑은 고딕" w:hAnsi="맑은 고딕" w:eastAsia="맑은 고딕"/>
+          <w:b/>
+          <w:color w:val="1F2937"/>
+          <w:sz w:val="21"/>
+        </w:rPr>
+        <w:t xml:space="preserve">"Holiday in Paradise": </w:t>
+      </w:r>
+      <w:r>
+        <w:rPr w:rFonts="맑은 고딕">
+          <w:rFonts w:ascii="맑은 고딕" w:hAnsi="맑은 고딕" w:eastAsia="맑은 고딕"/>
+          <w:b w:val="0"/>
+          <w:sz w:val="21"/>
+        </w:rPr>
+        <w:t>넘실거리는 파도 소리와 찬란한 태양의 온기를 담아낸 앨범의 타이틀곡으로, 낙천적인 축제의 흥취를 선사하는 곡.</w:t>
+      </w:r>
+    </w:p>
+    <w:p>
+      <w:pPr>
+        <w:spacing w:line="324" w:lineRule="auto" w:after="80"/>
+      </w:pPr>
+      <w:r>
+        <w:rPr w:rFonts="맑은 고딕">
+          <w:rFonts w:ascii="맑은 고딕" w:hAnsi="맑은 고딕" w:eastAsia="맑은 고딕"/>
+          <w:b w:val="0"/>
+          <w:color w:val="6B7280"/>
+          <w:sz w:val="21"/>
+        </w:rPr>
+        <w:t xml:space="preserve">· </w:t>
+      </w:r>
+      <w:r>
+        <w:rPr w:rFonts="맑은 고딕">
+          <w:rFonts w:ascii="맑은 고딕" w:hAnsi="맑은 고딕" w:eastAsia="맑은 고딕"/>
+          <w:b/>
+          <w:color w:val="1F2937"/>
+          <w:sz w:val="21"/>
+        </w:rPr>
+        <w:t xml:space="preserve">"Marrakesh": </w:t>
+      </w:r>
+      <w:r>
+        <w:rPr w:rFonts="맑은 고딕">
+          <w:rFonts w:ascii="맑은 고딕" w:hAnsi="맑은 고딕" w:eastAsia="맑은 고딕"/>
+          <w:b w:val="0"/>
+          <w:sz w:val="21"/>
+        </w:rPr>
+        <w:t>이국적이고 신비로운 아라비안 무드와 유로비트가 긴장감 있게 결합되어 밴드의 다채로운 스펙트럼을 증명하는 명트랙.</w:t>
       </w:r>
     </w:p>
     <w:p>
@@ -520,7 +631,7 @@
           <w:b w:val="0"/>
           <w:sz w:val="21"/>
         </w:rPr>
-        <w:t>턴테이블의 바늘이 LP 소리골을 지날 때 피어오르는 어쿠스틱 타악기의 질감과 스틸 드럼 특유의 맑은 울림은 디지털 음원에서는 결코 느낄 수 없는 온기를 전합니다. 따뜻한 음색의 진공관 앰프를 통해 감상할 때, 층층이 쌓인 보컬 코러스의 입체감과 묵직한 베이스 라인이 공간을 아늑하게 채우며 마치 휴양지의 해변가에 앉아 있는 듯한 공감각적 감동을 선사합니다.</w:t>
+        <w:t>턴테이블의 바늘이 회전하며 피어오르는 아날로그 특유의 풍성한 저역과 스틸 드럼, 콩가 등 타악기의 자연스러운 잔향이 진공관 앰프의 온기와 만날 때 가장 이상적인 사운드를 구현합니다. 디지털 포맷이 흉내 낼 수 없는 악기 간의 유기적 호흡과 보컬의 숨결이 방 안 가득 남국의 따사로운 공기를 재현해 냅니다.</w:t>
       </w:r>
     </w:p>
     <w:p>
@@ -551,7 +662,7 @@
           <w:b w:val="0"/>
           <w:sz w:val="21"/>
         </w:rPr>
-        <w:t>80년대 초반 아날로그 팝 음악의 황금기를 오롯이 담고 있는 바이닐로서, 유로 디스코와 월드 팝 애호가뿐만 아니라 빈티지 사운드를 추구하는 정통 LP 컬렉터들에게 절대 빼놓을 수 없는 영원한 휴식과도 같은 필청 소장반입니다.</w:t>
+        <w:t>유로 팝의 찬란했던 전성기 음악을 고스란히 담아낸 오리지널 바이닐의 가치뿐만 아니라, 80년대 시대적 추억을 환기하는 문화적 사료로서 LP 애호가와 팝 컬렉터의 서가에 반드시 자리해야 할 필청 음반입니다.</w:t>
       </w:r>
     </w:p>
     <w:p>
@@ -565,7 +676,7 @@
           <w:color w:val="4338CA"/>
           <w:sz w:val="21"/>
         </w:rPr>
-        <w:t>이 음반을 통해 푸른 바다의 바람과 아날로그 사운드가 전해주는 감동을 다시 한번 경험해 보시는 것은 어떨까요?</w:t>
+        <w:t>이 음반을 통해 아날로그 소릿골이 길어 올린 남국의 눈부신 햇살과 서정적인 멜로디가 전해주는 감동을 다시 한번 경험해 보시는 것은 어떨까요?</w:t>
       </w:r>
     </w:p>
     <w:sectPr>
